--- a/landing-page/program-detail/rushford-business-school/mba/12-master-of-business-administration-accelerated.docx
+++ b/landing-page/program-detail/rushford-business-school/mba/12-master-of-business-administration-accelerated.docx
@@ -54,7 +54,7 @@
         <w:rPr>
           <w:sz w:val="22"/>
         </w:rPr>
-        <w:t>Twelve months, fifteen courses, one complete MBA. Rushford's accelerated general degree is the fast option for people who want the credential and the fundamentals without a specialization, and you study it entirely online from the UAE.</w:t>
+        <w:t>Twelve months, fifteen courses, one complete MBA. Rushford's accelerated general degree is the fast option for people who want the credential and the fundamentals without a specialisation, and you study it entirely online from the UAE.</w:t>
       </w:r>
     </w:p>
     <w:p>
@@ -323,7 +323,7 @@
         <w:t xml:space="preserve">Note: </w:t>
       </w:r>
       <w:r>
-        <w:t>Fees and intake dates are confirmed per intake, in writing, before payment. This is the accelerated MBA, twelve months and 60 ECTS; if you want a specialization, those run sixteen months, and your advisor will say so plainly.</w:t>
+        <w:t>Fees and intake dates are confirmed per intake, in writing, before payment. This is the accelerated MBA, twelve months and 60 ECTS; if you want a specialisation, those run sixteen months, and your advisor will say so plainly.</w:t>
       </w:r>
     </w:p>
     <w:p>
@@ -336,12 +336,12 @@
     </w:p>
     <w:p>
       <w:r>
-        <w:t>Some people need a specialization. Plenty of others need the MBA itself: the management literacy, the credential, and the proof of commitment, on the fastest credible timetable. This accelerated MBA exists for the second group. Twelve core courses cover the full business spread, economics, accounting, analytics, finance, operations, marketing, leadership, strategy, and three electives let you lean the degree toward your own industry.</w:t>
+        <w:t>Some people need a specialisation. Plenty of others need the MBA itself: the management literacy, the credential, and the proof of commitment, on the fastest credible timetable. This accelerated MBA exists for the second group. Twelve core courses cover the full business spread, economics, accounting, analytics, finance, operations, marketing, leadership, strategy, and three electives let you lean the degree toward your own industry.</w:t>
       </w:r>
     </w:p>
     <w:p>
       <w:r>
-        <w:t>It is self-paced by design, which is a gift and a test at once. Courses average three weeks each, the materials run through video lectures, readings, simulations, and tests, and the whole degree fits into 12 to 15 hours a week of study. No capstone, no specialization, no padding. Twelve months later, the certificate arrives.</w:t>
+        <w:t>It is self-paced by design, which is a gift and a test at once. Courses average three weeks each, the materials run through video lectures, readings, simulations, and tests, and the whole degree fits into 12 to 15 hours a week of study. No capstone, no specialisation, no padding. Twelve months later, the certificate arrives.</w:t>
       </w:r>
     </w:p>
     <w:p>
@@ -401,7 +401,7 @@
     </w:p>
     <w:p>
       <w:r>
-        <w:t>60 ECTS across the fifteen courses, awarded by Rushford Business School, Switzerland, the same school behind the longer specialization MBAs.</w:t>
+        <w:t>60 ECTS across the fifteen courses, awarded by Rushford Business School, Switzerland, the same school behind the longer specialisation MBAs.</w:t>
       </w:r>
     </w:p>
     <w:p>
@@ -616,7 +616,7 @@
     </w:p>
     <w:p>
       <w:r>
-        <w:t>No specialization and no capstone here; the accelerated MBA is fifteen courses across three stages, each course around three weeks of study.</w:t>
+        <w:t>No specialisation and no capstone here; the accelerated MBA is fifteen courses across three stages, each course around three weeks of study.</w:t>
       </w:r>
     </w:p>
     <w:p>
@@ -1009,7 +1009,7 @@
     </w:p>
     <w:p>
       <w:r>
-        <w:t>Taggd's 2026 GCC study reports nine in ten employers struggling to find qualified people. A completed MBA is the simplest filter in the room.</w:t>
+        <w:t>Employers across the Gulf keep reporting shortages of qualified people. A completed MBA is the simplest filter in the room.</w:t>
       </w:r>
     </w:p>
     <w:p>
@@ -1030,12 +1030,12 @@
         <w:rPr>
           <w:b/>
         </w:rPr>
-        <w:t>Then the specialization is still open</w:t>
+        <w:t>Then the specialisation is still open</w:t>
       </w:r>
     </w:p>
     <w:p>
       <w:r>
-        <w:t>Finish the accelerated MBA, and if a specialization makes sense later, the conversation with your advisor stays simple.</w:t>
+        <w:t>Finish the accelerated MBA, and if a specialisation makes sense later, the conversation with your advisor stays simple.</w:t>
       </w:r>
     </w:p>
     <w:p>
@@ -1048,7 +1048,7 @@
     </w:p>
     <w:p>
       <w:r>
-        <w:t>the trade-off for speed is depth. If you already know which industry you want to lead in, the sixteen-month specialization MBAs will serve that ambition better, and the four extra months are a smaller price than they sound.</w:t>
+        <w:t>the trade-off for speed is depth. If you already know which industry you want to lead in, the sixteen-month specialisation MBAs will serve that ambition better, and the four extra months are a smaller price than they sound.</w:t>
       </w:r>
     </w:p>
     <w:p>

--- a/landing-page/program-detail/rushford-business-school/mba/12-master-of-business-administration-accelerated.docx
+++ b/landing-page/program-detail/rushford-business-school/mba/12-master-of-business-administration-accelerated.docx
@@ -38,7 +38,7 @@
         <w:t xml:space="preserve">Meta Description: </w:t>
       </w:r>
       <w:r>
-        <w:t>Accelerated 12-month online MBA from Rushford Business School, Switzerland. 60 ECTS, 15 courses, self-paced study, AED instalments. Enquire now.</w:t>
+        <w:t>Accelerated 12-month online MBA from Rushford Business School, Switzerland. 60 ECTS, 15 courses, self-paced study, AED installments. Enquire now.</w:t>
       </w:r>
     </w:p>
     <w:p>
@@ -54,7 +54,7 @@
         <w:rPr>
           <w:sz w:val="22"/>
         </w:rPr>
-        <w:t>Twelve months, fifteen courses, one complete MBA. Rushford's accelerated general degree is the fast option for people who want the credential and the fundamentals without a specialisation, and you study it entirely online from the UAE.</w:t>
+        <w:t>12 months, 15 courses, one complete MBA. Rushford's accelerated general degree is the fast option for people who want the credential and the fundamentals without a specialization, and you study it entirely online from the UAE.</w:t>
       </w:r>
     </w:p>
     <w:p>
@@ -126,7 +126,7 @@
         <w:pStyle w:val="Heading2"/>
       </w:pPr>
       <w:r>
-        <w:t>Programme at a Glance</w:t>
+        <w:t>Program At A Glance</w:t>
       </w:r>
     </w:p>
     <w:tbl>
@@ -323,7 +323,7 @@
         <w:t xml:space="preserve">Note: </w:t>
       </w:r>
       <w:r>
-        <w:t>Fees and intake dates are confirmed per intake, in writing, before payment. This is the accelerated MBA, twelve months and 60 ECTS; if you want a specialisation, those run sixteen months, and your advisor will say so plainly.</w:t>
+        <w:t>Fees and intake dates are confirmed per intake, in writing, before payment. This is the accelerated MBA, 12 months and 60 ECTS; if you want a specialization, those run sixteen months, and your advisor will say so plainly.</w:t>
       </w:r>
     </w:p>
     <w:p>
@@ -331,17 +331,17 @@
         <w:pStyle w:val="Heading2"/>
       </w:pPr>
       <w:r>
-        <w:t>Programme Overview</w:t>
+        <w:t>Program Overview</w:t>
       </w:r>
     </w:p>
     <w:p>
       <w:r>
-        <w:t>Some people need a specialisation. Plenty of others need the MBA itself: the management literacy, the credential, and the proof of commitment, on the fastest credible timetable. This accelerated MBA exists for the second group. Twelve core courses cover the full business spread, economics, accounting, analytics, finance, operations, marketing, leadership, strategy, and three electives let you lean the degree toward your own industry.</w:t>
+        <w:t>Some people need a specialization. Plenty of others need the MBA itself: the management literacy, the credential, and the proof of commitment, on the fastest credible timetable. This accelerated MBA exists for the second group. 12 core courses cover the full business spread, economics, accounting, analytics, finance, operations, marketing, leadership, strategy, and three electives let you lean the degree toward your own industry.</w:t>
       </w:r>
     </w:p>
     <w:p>
       <w:r>
-        <w:t>It is self-paced by design, which is a gift and a test at once. Courses average three weeks each, the materials run through video lectures, readings, simulations, and tests, and the whole degree fits into 12 to 15 hours a week of study. No capstone, no specialisation, no padding. Twelve months later, the certificate arrives.</w:t>
+        <w:t>It is self-paced by design, which is a gift and a test at once. Courses average three weeks each, the materials run through video lectures, readings, simulations, and tests, and the whole degree fits into 12 to 15 hours a week of study. No capstone, no specialization, no padding. 12 months later, the certificate arrives.</w:t>
       </w:r>
     </w:p>
     <w:p>
@@ -349,7 +349,7 @@
         <w:pStyle w:val="Heading2"/>
       </w:pPr>
       <w:r>
-        <w:t>Why Choose This Programme</w:t>
+        <w:t>Why Choose This Program</w:t>
       </w:r>
     </w:p>
     <w:p>
@@ -362,7 +362,7 @@
     </w:p>
     <w:p>
       <w:r>
-        <w:t>Fifteen courses across twelve months. For people who need the credential before the next appraisal cycle, the maths is the pitch.</w:t>
+        <w:t>15 courses across 12 months. For people who need the credential before the next appraisal cycle, the maths is the pitch.</w:t>
       </w:r>
     </w:p>
     <w:p>
@@ -388,7 +388,7 @@
     </w:p>
     <w:p>
       <w:r>
-        <w:t>Twelve core courses span the management map. Generalists run companies; this is their syllabus.</w:t>
+        <w:t>12 core courses span the management map. Generalists run companies; this is their syllabus.</w:t>
       </w:r>
     </w:p>
     <w:p>
@@ -401,7 +401,7 @@
     </w:p>
     <w:p>
       <w:r>
-        <w:t>60 ECTS across the fifteen courses, awarded by Rushford Business School, Switzerland, the same school behind the longer specialisation MBAs.</w:t>
+        <w:t>60 ECTS across the 15 courses, awarded by Rushford Business School, Switzerland, the same school behind the longer specialization MBAs.</w:t>
       </w:r>
     </w:p>
     <w:p>
@@ -409,7 +409,7 @@
         <w:rPr>
           <w:b/>
         </w:rPr>
-        <w:t>Instalments in dirhams</w:t>
+        <w:t>Installments in dirhams</w:t>
       </w:r>
     </w:p>
     <w:p>
@@ -558,7 +558,7 @@
         <w:pStyle w:val="ListBullet"/>
       </w:pPr>
       <w:r>
-        <w:t>Programme Manager</w:t>
+        <w:t>Program Manager</w:t>
       </w:r>
     </w:p>
     <w:p>
@@ -606,7 +606,7 @@
         <w:pStyle w:val="Heading2"/>
       </w:pPr>
       <w:r>
-        <w:t>Programme Structure</w:t>
+        <w:t>Program Structure</w:t>
       </w:r>
     </w:p>
     <w:p>
@@ -616,7 +616,7 @@
     </w:p>
     <w:p>
       <w:r>
-        <w:t>No specialisation and no capstone here; the accelerated MBA is fifteen courses across three stages, each course around three weeks of study.</w:t>
+        <w:t>No specialization and no capstone here; the accelerated MBA is 15 courses across 3 stages, each course around three weeks of study.</w:t>
       </w:r>
     </w:p>
     <w:p>
@@ -830,7 +830,7 @@
               <w:rPr>
                 <w:sz w:val="20"/>
               </w:rPr>
-              <w:t>Fully self-paced study, twelve to fifteen hours a week, with all materials on the portal</w:t>
+              <w:t>Fully self-paced study, 12 to 15 hours a week, with all materials on the portal</w:t>
             </w:r>
           </w:p>
         </w:tc>
@@ -875,7 +875,7 @@
                 <w:b/>
                 <w:sz w:val="20"/>
               </w:rPr>
-              <w:t>Affordable instalments</w:t>
+              <w:t>Affordable installments</w:t>
             </w:r>
           </w:p>
         </w:tc>
@@ -946,7 +946,7 @@
               <w:rPr>
                 <w:sz w:val="20"/>
               </w:rPr>
-              <w:t>Enrolment done with you, one step at a time</w:t>
+              <w:t>Enrollment done with you, one step at a time</w:t>
             </w:r>
           </w:p>
         </w:tc>
@@ -983,7 +983,7 @@
     </w:p>
     <w:p>
       <w:r>
-        <w:t>Twelve months is the shortest route to a Swiss MBA on this site, for people whose promotion window will not wait sixteen of them.</w:t>
+        <w:t>12 months is the shortest route to a Swiss MBA on this site, for people whose promotion window will not wait sixteen of them.</w:t>
       </w:r>
     </w:p>
     <w:p>
@@ -1004,7 +1004,7 @@
         <w:rPr>
           <w:b/>
         </w:rPr>
-        <w:t>The skills gap favours credentialed candidates</w:t>
+        <w:t>The skills gap favors credentialed candidates</w:t>
       </w:r>
     </w:p>
     <w:p>
@@ -1030,12 +1030,12 @@
         <w:rPr>
           <w:b/>
         </w:rPr>
-        <w:t>Then the specialisation is still open</w:t>
+        <w:t>Then the specialization is still open</w:t>
       </w:r>
     </w:p>
     <w:p>
       <w:r>
-        <w:t>Finish the accelerated MBA, and if a specialisation makes sense later, the conversation with your advisor stays simple.</w:t>
+        <w:t>Finish the accelerated MBA, and if a specialization makes sense later, the conversation with your advisor stays simple.</w:t>
       </w:r>
     </w:p>
     <w:p>
@@ -1048,7 +1048,7 @@
     </w:p>
     <w:p>
       <w:r>
-        <w:t>the trade-off for speed is depth. If you already know which industry you want to lead in, the sixteen-month specialisation MBAs will serve that ambition better, and the four extra months are a smaller price than they sound.</w:t>
+        <w:t>the trade-off for speed is depth. If you already know which industry you want to lead in, the sixteen-month specialization MBAs will serve that ambition better, and the four extra months are a smaller price than they sound.</w:t>
       </w:r>
     </w:p>
     <w:p>
@@ -1139,7 +1139,7 @@
                 <w:b/>
                 <w:sz w:val="20"/>
               </w:rPr>
-              <w:t>Monthly Instalments</w:t>
+              <w:t>Monthly Installments</w:t>
             </w:r>
           </w:p>
         </w:tc>
@@ -1224,7 +1224,7 @@
         <w:t xml:space="preserve">Request the fee structure: </w:t>
       </w:r>
       <w:r>
-        <w:t>Fees depend on the intake and study arrangements, so no fixed figure sits here. Admissions sends a personal breakdown on request, free and without obligation. Across our Master's programmes, totals usually land between AED 16,000 and 40,000.</w:t>
+        <w:t>Fees depend on the intake and study arrangements, so no fixed figure sits here. Admissions sends a personal breakdown on request, free and without obligation. Across our Master's programs, totals usually land between AED 16,000 and 40,000.</w:t>
       </w:r>
     </w:p>
     <w:sectPr>
